--- a/templates/申請書.docx
+++ b/templates/申請書.docx
@@ -8,7 +8,7 @@
         <w:ind w:leftChars="-354" w:left="-850" w:rightChars="-132" w:right="-317"/>
         <w:jc w:val="center"/>
         <w:rPr>
-          <w:rFonts w:eastAsia="標楷體"/>
+          <w:rFonts w:eastAsia="標楷體" w:hAnsi="標楷體"/>
           <w:b/>
           <w:bCs/>
           <w:sz w:val="32"/>
@@ -31,12 +31,11 @@
       <w:proofErr w:type="spellStart"/>
       <w:r>
         <w:rPr>
-          <w:rFonts w:eastAsia="標楷體" w:hAnsi="標楷體" w:hint="eastAsia"/>
+          <w:rFonts w:ascii="標楷體" w:eastAsia="標楷體" w:hAnsi="標楷體"/>
           <w:b/>
           <w:bCs/>
+          <w:color w:val="000000"/>
           <w:sz w:val="32"/>
-          <w:szCs w:val="32"/>
-          <w:u w:val="single"/>
         </w:rPr>
         <w:t>companyName</w:t>
       </w:r>
@@ -60,29 +59,7 @@
           <w:sz w:val="32"/>
           <w:szCs w:val="32"/>
         </w:rPr>
-        <w:t>{{</w:t>
-      </w:r>
-      <w:proofErr w:type="spellStart"/>
-      <w:r>
-        <w:rPr>
-          <w:rFonts w:eastAsia="標楷體" w:hAnsi="標楷體" w:hint="eastAsia"/>
-          <w:b/>
-          <w:bCs/>
-          <w:sz w:val="32"/>
-          <w:szCs w:val="32"/>
-        </w:rPr>
-        <w:t>registrationType</w:t>
-      </w:r>
-      <w:proofErr w:type="spellEnd"/>
-      <w:r>
-        <w:rPr>
-          <w:rFonts w:eastAsia="標楷體" w:hAnsi="標楷體" w:hint="eastAsia"/>
-          <w:b/>
-          <w:bCs/>
-          <w:sz w:val="32"/>
-          <w:szCs w:val="32"/>
-        </w:rPr>
-        <w:t>}}</w:t>
+        <w:t>設立登記</w:t>
       </w:r>
       <w:r>
         <w:rPr>
@@ -186,38 +163,8 @@
                 <w:rFonts w:eastAsia="標楷體" w:hAnsi="標楷體" w:hint="eastAsia"/>
                 <w:b/>
                 <w:color w:val="000000"/>
-                <w:u w:val="single"/>
-              </w:rPr>
-              <w:t>{{</w:t>
-            </w:r>
-            <w:proofErr w:type="spellStart"/>
-            <w:r>
-              <w:rPr>
-                <w:rFonts w:eastAsia="標楷體" w:hAnsi="標楷體" w:hint="eastAsia"/>
-                <w:b/>
-                <w:color w:val="000000"/>
-                <w:u w:val="single"/>
-              </w:rPr>
-              <w:t>change_reason</w:t>
-            </w:r>
-            <w:proofErr w:type="spellEnd"/>
-            <w:r>
-              <w:rPr>
-                <w:rFonts w:eastAsia="標楷體" w:hAnsi="標楷體" w:hint="eastAsia"/>
-                <w:b/>
-                <w:color w:val="000000"/>
-                <w:u w:val="single"/>
-              </w:rPr>
-              <w:t>}}</w:t>
-            </w:r>
-            <w:r>
-              <w:rPr>
-                <w:rFonts w:eastAsia="標楷體" w:hAnsi="標楷體"/>
-                <w:b/>
-                <w:color w:val="000000"/>
-                <w:u w:val="single"/>
-              </w:rPr>
-              <w:t xml:space="preserve"> </w:t>
+              </w:rPr>
+              <w:t>設立登記</w:t>
             </w:r>
             <w:r>
               <w:rPr>
@@ -301,53 +248,7 @@
                 <w:b/>
                 <w:color w:val="000000"/>
               </w:rPr>
-              <w:t>申請</w:t>
-            </w:r>
-            <w:r>
-              <w:rPr>
-                <w:rFonts w:eastAsia="標楷體" w:hAnsi="標楷體" w:hint="eastAsia"/>
-                <w:b/>
-                <w:color w:val="000000"/>
-                <w:u w:val="single"/>
-              </w:rPr>
-              <w:t>{{</w:t>
-            </w:r>
-            <w:proofErr w:type="spellStart"/>
-            <w:r>
-              <w:rPr>
-                <w:rFonts w:eastAsia="標楷體" w:hAnsi="標楷體" w:hint="eastAsia"/>
-                <w:b/>
-                <w:color w:val="000000"/>
-                <w:u w:val="single"/>
-              </w:rPr>
-              <w:t>change_reason</w:t>
-            </w:r>
-            <w:proofErr w:type="spellEnd"/>
-            <w:r>
-              <w:rPr>
-                <w:rFonts w:eastAsia="標楷體" w:hAnsi="標楷體" w:hint="eastAsia"/>
-                <w:b/>
-                <w:color w:val="000000"/>
-                <w:u w:val="single"/>
-              </w:rPr>
-              <w:t>}}</w:t>
-            </w:r>
-            <w:r>
-              <w:rPr>
-                <w:rFonts w:eastAsia="標楷體" w:hAnsi="標楷體"/>
-                <w:b/>
-                <w:color w:val="000000"/>
-                <w:u w:val="single"/>
-              </w:rPr>
-              <w:t xml:space="preserve"> </w:t>
-            </w:r>
-            <w:r>
-              <w:rPr>
-                <w:rFonts w:eastAsia="標楷體" w:hAnsi="標楷體"/>
-                <w:b/>
-                <w:color w:val="000000"/>
-              </w:rPr>
-              <w:t>登記</w:t>
+              <w:t>申請登記</w:t>
             </w:r>
           </w:p>
         </w:tc>
@@ -399,9 +300,9 @@
             <w:pPr>
               <w:spacing w:line="240" w:lineRule="exact"/>
               <w:rPr>
-                <w:rFonts w:eastAsia="標楷體"/>
-                <w:sz w:val="20"/>
-                <w:szCs w:val="20"/>
+                <w:rFonts w:eastAsia="標楷體" w:hAnsi="標楷體"/>
+                <w:b/>
+                <w:bCs/>
               </w:rPr>
             </w:pPr>
             <w:r>
@@ -415,51 +316,11 @@
             <w:proofErr w:type="spellStart"/>
             <w:r>
               <w:rPr>
-                <w:rFonts w:eastAsia="標楷體" w:hAnsi="標楷體" w:hint="eastAsia"/>
-                <w:b/>
-                <w:bCs/>
-              </w:rPr>
-              <w:t>p</w:t>
-            </w:r>
-            <w:r>
-              <w:rPr>
-                <w:rFonts w:eastAsia="標楷體" w:hAnsi="標楷體"/>
-                <w:b/>
-                <w:bCs/>
-              </w:rPr>
-              <w:t>re</w:t>
-            </w:r>
-            <w:r>
-              <w:rPr>
-                <w:rFonts w:eastAsia="標楷體" w:hAnsi="標楷體" w:hint="eastAsia"/>
-                <w:b/>
-                <w:bCs/>
-              </w:rPr>
-              <w:t>e</w:t>
-            </w:r>
-            <w:r>
-              <w:rPr>
-                <w:rFonts w:eastAsia="標楷體" w:hAnsi="標楷體"/>
-                <w:b/>
-                <w:bCs/>
-              </w:rPr>
-              <w:t>xamination</w:t>
-            </w:r>
-            <w:r>
-              <w:rPr>
-                <w:rFonts w:eastAsia="標楷體" w:hAnsi="標楷體" w:hint="eastAsia"/>
-                <w:b/>
-                <w:bCs/>
-              </w:rPr>
-              <w:t>_</w:t>
-            </w:r>
-            <w:r>
-              <w:rPr>
-                <w:rFonts w:eastAsia="標楷體" w:hAnsi="標楷體"/>
-                <w:b/>
-                <w:bCs/>
-              </w:rPr>
-              <w:t>Number</w:t>
+                <w:rFonts w:eastAsia="標楷體" w:hAnsi="標楷體"/>
+                <w:b/>
+                <w:bCs/>
+              </w:rPr>
+              <w:t>chairman_name</w:t>
             </w:r>
             <w:proofErr w:type="spellEnd"/>
             <w:r>
@@ -1042,9 +903,9 @@
           <w:p>
             <w:pPr>
               <w:rPr>
-                <w:rFonts w:eastAsia="標楷體"/>
-                <w:b/>
-                <w:bCs/>
+                <w:rFonts w:eastAsia="標楷體" w:hAnsi="標楷體"/>
+                <w:bCs/>
+                <w:color w:val="000000"/>
               </w:rPr>
             </w:pPr>
             <w:r>
@@ -1055,14 +916,16 @@
               </w:rPr>
               <w:t>{{</w:t>
             </w:r>
+            <w:proofErr w:type="spellStart"/>
             <w:r>
               <w:rPr>
                 <w:rFonts w:eastAsia="標楷體" w:hAnsi="標楷體"/>
                 <w:bCs/>
                 <w:color w:val="000000"/>
               </w:rPr>
-              <w:t>chairperson</w:t>
-            </w:r>
+              <w:t>chairmanName</w:t>
+            </w:r>
+            <w:proofErr w:type="spellEnd"/>
             <w:r>
               <w:rPr>
                 <w:rFonts w:eastAsia="標楷體" w:hAnsi="標楷體" w:hint="eastAsia"/>
@@ -5386,7 +5249,6 @@
   <w:style w:type="character" w:default="1" w:styleId="a1">
     <w:name w:val="Default Paragraph Font"/>
     <w:uiPriority w:val="1"/>
-    <w:semiHidden/>
     <w:unhideWhenUsed/>
   </w:style>
   <w:style w:type="table" w:default="1" w:styleId="a2">

--- a/templates/申請書.docx
+++ b/templates/申請書.docx
@@ -145,31 +145,49 @@
           <w:p>
             <w:pPr>
               <w:rPr>
-                <w:rFonts w:eastAsia="標楷體"/>
-                <w:sz w:val="20"/>
-                <w:szCs w:val="20"/>
-              </w:rPr>
-            </w:pPr>
-            <w:r>
-              <w:rPr>
-                <w:rFonts w:eastAsia="標楷體" w:hAnsi="標楷體"/>
-                <w:b/>
+                <w:rFonts w:ascii="標楷體" w:eastAsia="標楷體" w:hAnsi="標楷體"/>
+                <w:bCs/>
                 <w:color w:val="000000"/>
               </w:rPr>
+            </w:pPr>
+            <w:r>
+              <w:rPr>
+                <w:rFonts w:ascii="標楷體" w:eastAsia="標楷體" w:hAnsi="標楷體"/>
+                <w:bCs/>
+                <w:color w:val="000000"/>
+              </w:rPr>
               <w:t>申請</w:t>
             </w:r>
             <w:r>
               <w:rPr>
-                <w:rFonts w:eastAsia="標楷體" w:hAnsi="標楷體" w:hint="eastAsia"/>
-                <w:b/>
+                <w:rFonts w:ascii="標楷體" w:eastAsia="標楷體" w:hAnsi="標楷體" w:hint="eastAsia"/>
+                <w:bCs/>
                 <w:color w:val="000000"/>
               </w:rPr>
-              <w:t>設立登記</w:t>
-            </w:r>
-            <w:r>
-              <w:rPr>
-                <w:rFonts w:eastAsia="標楷體" w:hAnsi="標楷體"/>
-                <w:b/>
+              <w:t>{{</w:t>
+            </w:r>
+            <w:proofErr w:type="spellStart"/>
+            <w:r>
+              <w:rPr>
+                <w:rFonts w:ascii="標楷體" w:eastAsia="標楷體" w:hAnsi="標楷體"/>
+                <w:bCs/>
+                <w:color w:val="000000"/>
+              </w:rPr>
+              <w:t>applicationReason</w:t>
+            </w:r>
+            <w:proofErr w:type="spellEnd"/>
+            <w:r>
+              <w:rPr>
+                <w:rFonts w:ascii="標楷體" w:eastAsia="標楷體" w:hAnsi="標楷體" w:hint="eastAsia"/>
+                <w:bCs/>
+                <w:color w:val="000000"/>
+              </w:rPr>
+              <w:t>}}</w:t>
+            </w:r>
+            <w:r>
+              <w:rPr>
+                <w:rFonts w:ascii="標楷體" w:eastAsia="標楷體" w:hAnsi="標楷體"/>
+                <w:bCs/>
                 <w:color w:val="000000"/>
               </w:rPr>
               <w:t>登記</w:t>
@@ -179,7 +197,7 @@
       </w:tr>
       <w:tr>
         <w:trPr>
-          <w:trHeight w:val="564"/>
+          <w:trHeight w:val="405"/>
         </w:trPr>
         <w:tc>
           <w:tcPr>
@@ -196,7 +214,7 @@
             <w:pPr>
               <w:spacing w:line="240" w:lineRule="exact"/>
               <w:rPr>
-                <w:rFonts w:eastAsia="標楷體"/>
+                <w:rFonts w:eastAsia="標楷體" w:hint="eastAsia"/>
                 <w:b/>
                 <w:bCs/>
               </w:rPr>
@@ -209,18 +227,6 @@
               </w:rPr>
               <w:t>申請事項說明</w:t>
             </w:r>
-          </w:p>
-          <w:p>
-            <w:pPr>
-              <w:spacing w:line="240" w:lineRule="exact"/>
-              <w:rPr>
-                <w:rFonts w:eastAsia="標楷體"/>
-                <w:b/>
-                <w:bCs/>
-                <w:sz w:val="20"/>
-                <w:szCs w:val="20"/>
-              </w:rPr>
-            </w:pPr>
           </w:p>
         </w:tc>
         <w:tc>
@@ -237,18 +243,53 @@
           <w:p>
             <w:pPr>
               <w:rPr>
-                <w:rFonts w:eastAsia="標楷體"/>
-                <w:sz w:val="20"/>
-                <w:szCs w:val="20"/>
-              </w:rPr>
-            </w:pPr>
-            <w:r>
-              <w:rPr>
-                <w:rFonts w:eastAsia="標楷體" w:hAnsi="標楷體"/>
-                <w:b/>
+                <w:rFonts w:ascii="標楷體" w:eastAsia="標楷體" w:hAnsi="標楷體"/>
+                <w:bCs/>
+                <w:sz w:val="20"/>
+                <w:szCs w:val="20"/>
+              </w:rPr>
+            </w:pPr>
+            <w:r>
+              <w:rPr>
+                <w:rFonts w:ascii="標楷體" w:eastAsia="標楷體" w:hAnsi="標楷體"/>
+                <w:bCs/>
                 <w:color w:val="000000"/>
               </w:rPr>
-              <w:t>申請登記</w:t>
+              <w:t>申請</w:t>
+            </w:r>
+            <w:r>
+              <w:rPr>
+                <w:rFonts w:ascii="標楷體" w:eastAsia="標楷體" w:hAnsi="標楷體" w:hint="eastAsia"/>
+                <w:bCs/>
+                <w:color w:val="000000"/>
+              </w:rPr>
+              <w:t>{{</w:t>
+            </w:r>
+            <w:proofErr w:type="spellStart"/>
+            <w:r>
+              <w:rPr>
+                <w:rFonts w:ascii="標楷體" w:eastAsia="標楷體" w:hAnsi="標楷體"/>
+                <w:bCs/>
+                <w:color w:val="000000"/>
+              </w:rPr>
+              <w:t>applicationReason</w:t>
+            </w:r>
+            <w:proofErr w:type="spellEnd"/>
+            <w:r>
+              <w:rPr>
+                <w:rFonts w:ascii="標楷體" w:eastAsia="標楷體" w:hAnsi="標楷體" w:hint="eastAsia"/>
+                <w:bCs/>
+                <w:color w:val="000000"/>
+              </w:rPr>
+              <w:t>}}</w:t>
+            </w:r>
+            <w:r>
+              <w:rPr>
+                <w:rFonts w:ascii="標楷體" w:eastAsia="標楷體" w:hAnsi="標楷體"/>
+                <w:bCs/>
+                <w:color w:val="000000"/>
+              </w:rPr>
+              <w:t>登記</w:t>
             </w:r>
           </w:p>
         </w:tc>
@@ -298,36 +339,35 @@
           </w:tcPr>
           <w:p>
             <w:pPr>
-              <w:spacing w:line="240" w:lineRule="exact"/>
-              <w:rPr>
-                <w:rFonts w:eastAsia="標楷體" w:hAnsi="標楷體"/>
-                <w:b/>
-                <w:bCs/>
-              </w:rPr>
-            </w:pPr>
-            <w:r>
-              <w:rPr>
-                <w:rFonts w:eastAsia="標楷體" w:hAnsi="標楷體" w:hint="eastAsia"/>
-                <w:b/>
-                <w:bCs/>
+              <w:rPr>
+                <w:rFonts w:eastAsia="標楷體" w:hAnsi="標楷體"/>
+                <w:b/>
+                <w:bCs/>
+              </w:rPr>
+            </w:pPr>
+            <w:r>
+              <w:rPr>
+                <w:rFonts w:ascii="標楷體" w:eastAsia="標楷體" w:hAnsi="標楷體" w:hint="eastAsia"/>
+                <w:bCs/>
+                <w:color w:val="000000"/>
               </w:rPr>
               <w:t>{{</w:t>
             </w:r>
             <w:proofErr w:type="spellStart"/>
             <w:r>
               <w:rPr>
-                <w:rFonts w:eastAsia="標楷體" w:hAnsi="標楷體"/>
-                <w:b/>
-                <w:bCs/>
-              </w:rPr>
-              <w:t>chairman_name</w:t>
+                <w:rFonts w:ascii="標楷體" w:eastAsia="標楷體" w:hAnsi="標楷體"/>
+                <w:bCs/>
+                <w:color w:val="000000"/>
+              </w:rPr>
+              <w:t>applicationNumber</w:t>
             </w:r>
             <w:proofErr w:type="spellEnd"/>
             <w:r>
               <w:rPr>
-                <w:rFonts w:eastAsia="標楷體" w:hAnsi="標楷體" w:hint="eastAsia"/>
-                <w:b/>
-                <w:bCs/>
+                <w:rFonts w:ascii="標楷體" w:eastAsia="標楷體" w:hAnsi="標楷體" w:hint="eastAsia"/>
+                <w:bCs/>
+                <w:color w:val="000000"/>
               </w:rPr>
               <w:t>}}</w:t>
             </w:r>
@@ -1067,8 +1107,6 @@
             <w:pPr>
               <w:rPr>
                 <w:rFonts w:eastAsia="標楷體"/>
-                <w:b/>
-                <w:bCs/>
               </w:rPr>
             </w:pPr>
             <w:r>
@@ -1102,7 +1140,7 @@
               <w:rPr>
                 <w:rFonts w:eastAsia="標楷體"/>
               </w:rPr>
-              <w:t>company_address</w:t>
+              <w:t>companyAddress</w:t>
             </w:r>
             <w:proofErr w:type="spellEnd"/>
             <w:r>
@@ -1197,8 +1235,18 @@
                 <w:sz w:val="16"/>
                 <w:szCs w:val="16"/>
               </w:rPr>
-              <w:t>未委託代理人申請者，免填</w:t>
-            </w:r>
+              <w:t>未委託代理人申請者，</w:t>
+            </w:r>
+            <w:proofErr w:type="gramStart"/>
+            <w:r>
+              <w:rPr>
+                <w:rFonts w:eastAsia="標楷體" w:hAnsi="標楷體"/>
+                <w:sz w:val="16"/>
+                <w:szCs w:val="16"/>
+              </w:rPr>
+              <w:t>免填</w:t>
+            </w:r>
+            <w:proofErr w:type="gramEnd"/>
             <w:r>
               <w:rPr>
                 <w:rFonts w:eastAsia="標楷體"/>
@@ -1271,11 +1319,19 @@
                 <w:szCs w:val="18"/>
               </w:rPr>
             </w:pPr>
-            <w:r>
-              <w:rPr>
-                <w:rFonts w:eastAsia="標楷體" w:hAnsi="標楷體"/>
-              </w:rPr>
-              <w:t>勤信聯合會計師事務所</w:t>
+            <w:proofErr w:type="gramStart"/>
+            <w:r>
+              <w:rPr>
+                <w:rFonts w:eastAsia="標楷體" w:hAnsi="標楷體"/>
+              </w:rPr>
+              <w:t>勤信聯合</w:t>
+            </w:r>
+            <w:proofErr w:type="gramEnd"/>
+            <w:r>
+              <w:rPr>
+                <w:rFonts w:eastAsia="標楷體" w:hAnsi="標楷體"/>
+              </w:rPr>
+              <w:t>會計師事務所</w:t>
             </w:r>
             <w:r>
               <w:rPr>
@@ -1435,11 +1491,19 @@
                 <w:rFonts w:eastAsia="標楷體"/>
               </w:rPr>
             </w:pPr>
-            <w:r>
-              <w:rPr>
-                <w:rFonts w:eastAsia="標楷體" w:hAnsi="標楷體"/>
-              </w:rPr>
-              <w:t>臺中市西區五權路</w:t>
+            <w:proofErr w:type="gramStart"/>
+            <w:r>
+              <w:rPr>
+                <w:rFonts w:eastAsia="標楷體" w:hAnsi="標楷體"/>
+              </w:rPr>
+              <w:t>臺</w:t>
+            </w:r>
+            <w:proofErr w:type="gramEnd"/>
+            <w:r>
+              <w:rPr>
+                <w:rFonts w:eastAsia="標楷體" w:hAnsi="標楷體"/>
+              </w:rPr>
+              <w:t>中市西區五權路</w:t>
             </w:r>
             <w:r>
               <w:rPr>
@@ -1471,13 +1535,6 @@
               </w:rPr>
               <w:t>5</w:t>
             </w:r>
-          </w:p>
-          <w:p>
-            <w:pPr>
-              <w:rPr>
-                <w:rFonts w:eastAsia="標楷體"/>
-              </w:rPr>
-            </w:pPr>
           </w:p>
           <w:p>
             <w:pPr>
@@ -2438,12 +2495,14 @@
               </w:rPr>
               <w:t xml:space="preserve"> </w:t>
             </w:r>
+            <w:proofErr w:type="gramStart"/>
             <w:r>
               <w:rPr>
                 <w:rFonts w:eastAsia="標楷體" w:hAnsi="標楷體"/>
               </w:rPr>
               <w:t>詢</w:t>
             </w:r>
+            <w:proofErr w:type="gramEnd"/>
             <w:r>
               <w:rPr>
                 <w:rFonts w:eastAsia="標楷體"/>
@@ -2675,6 +2734,7 @@
             </w:r>
             <w:bookmarkStart w:id="2" w:name="金卡N"/>
             <w:bookmarkEnd w:id="2"/>
+            <w:proofErr w:type="gramStart"/>
             <w:r>
               <w:rPr>
                 <w:rFonts w:ascii="標楷體" w:eastAsia="標楷體" w:hAnsi="標楷體" w:hint="eastAsia"/>
@@ -2682,7 +2742,17 @@
                 <w:sz w:val="20"/>
                 <w:szCs w:val="20"/>
               </w:rPr>
-              <w:t>▓否</w:t>
+              <w:t>▓</w:t>
+            </w:r>
+            <w:proofErr w:type="gramEnd"/>
+            <w:r>
+              <w:rPr>
+                <w:rFonts w:ascii="標楷體" w:eastAsia="標楷體" w:hAnsi="標楷體" w:hint="eastAsia"/>
+                <w:color w:val="FF0000"/>
+                <w:sz w:val="20"/>
+                <w:szCs w:val="20"/>
+              </w:rPr>
+              <w:t>否</w:t>
             </w:r>
           </w:p>
         </w:tc>
@@ -2728,6 +2798,7 @@
               </w:rPr>
               <w:t>備註：</w:t>
             </w:r>
+            <w:proofErr w:type="gramStart"/>
             <w:r>
               <w:rPr>
                 <w:rFonts w:ascii="標楷體" w:eastAsia="標楷體" w:hAnsi="標楷體" w:cs="標楷體" w:hint="eastAsia"/>
@@ -2737,6 +2808,7 @@
               </w:rPr>
               <w:t>註</w:t>
             </w:r>
+            <w:proofErr w:type="gramEnd"/>
             <w:r>
               <w:rPr>
                 <w:rFonts w:ascii="標楷體" w:eastAsia="標楷體" w:hAnsi="標楷體" w:cs="標楷體"/>
@@ -2782,6 +2854,7 @@
               </w:rPr>
               <w:t>(</w:t>
             </w:r>
+            <w:proofErr w:type="gramStart"/>
             <w:r>
               <w:rPr>
                 <w:rFonts w:ascii="標楷體" w:eastAsia="標楷體" w:hAnsi="標楷體" w:cs="標楷體" w:hint="eastAsia"/>
@@ -2791,6 +2864,7 @@
               </w:rPr>
               <w:t>手機必填</w:t>
             </w:r>
+            <w:proofErr w:type="gramEnd"/>
             <w:r>
               <w:rPr>
                 <w:rFonts w:ascii="標楷體" w:eastAsia="標楷體" w:hAnsi="標楷體" w:cs="標楷體"/>
@@ -2807,8 +2881,19 @@
                 <w:sz w:val="20"/>
                 <w:szCs w:val="20"/>
               </w:rPr>
-              <w:t>，最多三組。註</w:t>
-            </w:r>
+              <w:t>，最多三組。</w:t>
+            </w:r>
+            <w:proofErr w:type="gramStart"/>
+            <w:r>
+              <w:rPr>
+                <w:rFonts w:ascii="標楷體" w:eastAsia="標楷體" w:hAnsi="標楷體" w:cs="標楷體" w:hint="eastAsia"/>
+                <w:bCs/>
+                <w:sz w:val="20"/>
+                <w:szCs w:val="20"/>
+              </w:rPr>
+              <w:t>註</w:t>
+            </w:r>
+            <w:proofErr w:type="gramEnd"/>
             <w:r>
               <w:rPr>
                 <w:rFonts w:ascii="標楷體" w:eastAsia="標楷體" w:hAnsi="標楷體" w:cs="標楷體"/>
@@ -2827,6 +2912,7 @@
               </w:rPr>
               <w:t>、若收件人五日未下載電子公文，則改採用郵寄送達。</w:t>
             </w:r>
+            <w:proofErr w:type="gramStart"/>
             <w:r>
               <w:rPr>
                 <w:rFonts w:ascii="標楷體" w:eastAsia="標楷體" w:hAnsi="標楷體" w:cs="標楷體" w:hint="eastAsia"/>
@@ -2836,7 +2922,19 @@
                 <w:sz w:val="20"/>
                 <w:szCs w:val="20"/>
               </w:rPr>
-              <w:t>註3、</w:t>
+              <w:t>註</w:t>
+            </w:r>
+            <w:proofErr w:type="gramEnd"/>
+            <w:r>
+              <w:rPr>
+                <w:rFonts w:ascii="標楷體" w:eastAsia="標楷體" w:hAnsi="標楷體" w:cs="標楷體" w:hint="eastAsia"/>
+                <w:b/>
+                <w:bCs/>
+                <w:color w:val="0070C0"/>
+                <w:sz w:val="20"/>
+                <w:szCs w:val="20"/>
+              </w:rPr>
+              <w:t>3、</w:t>
             </w:r>
             <w:r>
               <w:rPr>
@@ -2915,6 +3013,7 @@
               </w:rPr>
               <w:t>。</w:t>
             </w:r>
+            <w:proofErr w:type="gramStart"/>
             <w:r>
               <w:rPr>
                 <w:rFonts w:ascii="標楷體" w:eastAsia="標楷體" w:hAnsi="標楷體" w:hint="eastAsia"/>
@@ -2924,6 +3023,7 @@
               </w:rPr>
               <w:t>註</w:t>
             </w:r>
+            <w:proofErr w:type="gramEnd"/>
             <w:r>
               <w:rPr>
                 <w:rFonts w:ascii="標楷體" w:eastAsia="標楷體" w:hAnsi="標楷體"/>
@@ -2986,7 +3086,51 @@
                 <w:sz w:val="20"/>
                 <w:szCs w:val="20"/>
               </w:rPr>
-              <w:t>以下資料欄位為「併案申請工商憑證時必填欄位」</w:t>
+              <w:t>以下資料欄位為「</w:t>
+            </w:r>
+            <w:proofErr w:type="gramStart"/>
+            <w:r>
+              <w:rPr>
+                <w:rFonts w:eastAsia="標楷體" w:hAnsi="標楷體"/>
+                <w:b/>
+                <w:bCs/>
+                <w:sz w:val="20"/>
+                <w:szCs w:val="20"/>
+              </w:rPr>
+              <w:t>併</w:t>
+            </w:r>
+            <w:proofErr w:type="gramEnd"/>
+            <w:r>
+              <w:rPr>
+                <w:rFonts w:eastAsia="標楷體" w:hAnsi="標楷體"/>
+                <w:b/>
+                <w:bCs/>
+                <w:sz w:val="20"/>
+                <w:szCs w:val="20"/>
+              </w:rPr>
+              <w:t>案申請工商憑證</w:t>
+            </w:r>
+            <w:proofErr w:type="gramStart"/>
+            <w:r>
+              <w:rPr>
+                <w:rFonts w:eastAsia="標楷體" w:hAnsi="標楷體"/>
+                <w:b/>
+                <w:bCs/>
+                <w:sz w:val="20"/>
+                <w:szCs w:val="20"/>
+              </w:rPr>
+              <w:t>時必填欄位</w:t>
+            </w:r>
+            <w:proofErr w:type="gramEnd"/>
+            <w:r>
+              <w:rPr>
+                <w:rFonts w:eastAsia="標楷體" w:hAnsi="標楷體"/>
+                <w:b/>
+                <w:bCs/>
+                <w:sz w:val="20"/>
+                <w:szCs w:val="20"/>
+              </w:rPr>
+              <w:t>」</w:t>
             </w:r>
             <w:r>
               <w:rPr>
@@ -3117,7 +3261,29 @@
                 <w:sz w:val="20"/>
                 <w:szCs w:val="20"/>
               </w:rPr>
-              <w:t>董監事、經理人及股東資料申報新制須採電子方式申報，若公司代表人非本國籍或未持有健保卡者，務請同時申請工商憑證</w:t>
+              <w:t>董監事、經理人及股東資料申報新制須</w:t>
+            </w:r>
+            <w:proofErr w:type="gramStart"/>
+            <w:r>
+              <w:rPr>
+                <w:rFonts w:eastAsia="標楷體" w:hAnsi="標楷體"/>
+                <w:b/>
+                <w:bCs/>
+                <w:sz w:val="20"/>
+                <w:szCs w:val="20"/>
+              </w:rPr>
+              <w:t>採</w:t>
+            </w:r>
+            <w:proofErr w:type="gramEnd"/>
+            <w:r>
+              <w:rPr>
+                <w:rFonts w:eastAsia="標楷體" w:hAnsi="標楷體"/>
+                <w:b/>
+                <w:bCs/>
+                <w:sz w:val="20"/>
+                <w:szCs w:val="20"/>
+              </w:rPr>
+              <w:t>電子方式申報，若公司代表人非本國籍或未持有健保卡者，務請同時申請工商憑證</w:t>
             </w:r>
             <w:r>
               <w:rPr>
@@ -3211,8 +3377,18 @@
                 <w:sz w:val="20"/>
                 <w:szCs w:val="20"/>
               </w:rPr>
-              <w:t>卡工本費，詳註</w:t>
-            </w:r>
+              <w:t>卡工本費，詳</w:t>
+            </w:r>
+            <w:proofErr w:type="gramStart"/>
+            <w:r>
+              <w:rPr>
+                <w:rFonts w:eastAsia="標楷體" w:hAnsi="標楷體"/>
+                <w:sz w:val="20"/>
+                <w:szCs w:val="20"/>
+              </w:rPr>
+              <w:t>註</w:t>
+            </w:r>
+            <w:proofErr w:type="gramEnd"/>
             <w:r>
               <w:rPr>
                 <w:rFonts w:eastAsia="標楷體"/>
@@ -3605,6 +3781,7 @@
                 <w:szCs w:val="20"/>
               </w:rPr>
             </w:pPr>
+            <w:proofErr w:type="gramStart"/>
             <w:r>
               <w:rPr>
                 <w:rFonts w:eastAsia="標楷體"/>
@@ -3624,12 +3801,13 @@
               </w:rPr>
               <w:t>否</w:t>
             </w:r>
+            <w:proofErr w:type="gramEnd"/>
           </w:p>
         </w:tc>
       </w:tr>
       <w:tr>
         <w:trPr>
-          <w:trHeight w:val="572"/>
+          <w:trHeight w:val="1085"/>
         </w:trPr>
         <w:tc>
           <w:tcPr>
@@ -3662,7 +3840,27 @@
                 <w:sz w:val="20"/>
                 <w:szCs w:val="20"/>
               </w:rPr>
-              <w:t>備註：註1、待設立</w:t>
+              <w:t>備註：</w:t>
+            </w:r>
+            <w:proofErr w:type="gramStart"/>
+            <w:r>
+              <w:rPr>
+                <w:rFonts w:ascii="標楷體" w:eastAsia="標楷體" w:hAnsi="標楷體" w:cs="Calibri"/>
+                <w:color w:val="000000"/>
+                <w:sz w:val="20"/>
+                <w:szCs w:val="20"/>
+              </w:rPr>
+              <w:t>註</w:t>
+            </w:r>
+            <w:proofErr w:type="gramEnd"/>
+            <w:r>
+              <w:rPr>
+                <w:rFonts w:ascii="標楷體" w:eastAsia="標楷體" w:hAnsi="標楷體" w:cs="Calibri"/>
+                <w:color w:val="000000"/>
+                <w:sz w:val="20"/>
+                <w:szCs w:val="20"/>
+              </w:rPr>
+              <w:t>1、待設立</w:t>
             </w:r>
             <w:r>
               <w:rPr>
@@ -3680,7 +3878,47 @@
                 <w:sz w:val="20"/>
                 <w:szCs w:val="20"/>
               </w:rPr>
-              <w:t>登記核准後將由經濟部工商憑證管理中心(中華電信)寄發工商憑證IC卡。註2、申請工商憑證IC卡每張工本費新台幣420元，將由經濟部工商憑證管理中心(中華電信)寄發繳費通知單後逕行繳交。註3、有關工商憑證IC卡用戶代碼，預設值為代表人的身分證字號，分</w:t>
+              <w:t>登記核准後將由經濟部工商憑證管理中心(中華電信)寄發工商憑證IC卡。</w:t>
+            </w:r>
+            <w:proofErr w:type="gramStart"/>
+            <w:r>
+              <w:rPr>
+                <w:rFonts w:ascii="標楷體" w:eastAsia="標楷體" w:hAnsi="標楷體" w:cs="Calibri"/>
+                <w:color w:val="000000"/>
+                <w:sz w:val="20"/>
+                <w:szCs w:val="20"/>
+              </w:rPr>
+              <w:t>註</w:t>
+            </w:r>
+            <w:proofErr w:type="gramEnd"/>
+            <w:r>
+              <w:rPr>
+                <w:rFonts w:ascii="標楷體" w:eastAsia="標楷體" w:hAnsi="標楷體" w:cs="Calibri"/>
+                <w:color w:val="000000"/>
+                <w:sz w:val="20"/>
+                <w:szCs w:val="20"/>
+              </w:rPr>
+              <w:t>2、申請工商憑證IC卡每張工本費新台幣420元，將由經濟部工商憑證管理中心(中華電信)寄發繳費通知單後逕行繳交。</w:t>
+            </w:r>
+            <w:proofErr w:type="gramStart"/>
+            <w:r>
+              <w:rPr>
+                <w:rFonts w:ascii="標楷體" w:eastAsia="標楷體" w:hAnsi="標楷體" w:cs="Calibri"/>
+                <w:color w:val="000000"/>
+                <w:sz w:val="20"/>
+                <w:szCs w:val="20"/>
+              </w:rPr>
+              <w:t>註</w:t>
+            </w:r>
+            <w:proofErr w:type="gramEnd"/>
+            <w:r>
+              <w:rPr>
+                <w:rFonts w:ascii="標楷體" w:eastAsia="標楷體" w:hAnsi="標楷體" w:cs="Calibri"/>
+                <w:color w:val="000000"/>
+                <w:sz w:val="20"/>
+                <w:szCs w:val="20"/>
+              </w:rPr>
+              <w:t>3、有關工商憑證IC卡用戶代碼，預設值為代表人的身分證字號，分</w:t>
             </w:r>
             <w:r>
               <w:rPr>
@@ -3716,8 +3954,9 @@
                 <w:sz w:val="20"/>
                 <w:szCs w:val="20"/>
               </w:rPr>
-              <w:t>經理人的身分證字號為預設值，俟申請人收到卡片後，請再自行變更用戶代碼。註4、憑證相關問題請電洽諮詢專線412-1166﹙電話號碼為6碼地區請撥</w:t>
-            </w:r>
+              <w:t>經理人的身分證字號為預設值，</w:t>
+            </w:r>
+            <w:proofErr w:type="gramStart"/>
             <w:r>
               <w:rPr>
                 <w:rFonts w:ascii="標楷體" w:eastAsia="標楷體" w:hAnsi="標楷體" w:cs="Calibri"/>
@@ -3725,8 +3964,57 @@
                 <w:sz w:val="20"/>
                 <w:szCs w:val="20"/>
               </w:rPr>
-              <w:lastRenderedPageBreak/>
-              <w:t>41-1166﹚。</w:t>
+              <w:t>俟</w:t>
+            </w:r>
+            <w:proofErr w:type="gramEnd"/>
+            <w:r>
+              <w:rPr>
+                <w:rFonts w:ascii="標楷體" w:eastAsia="標楷體" w:hAnsi="標楷體" w:cs="Calibri"/>
+                <w:color w:val="000000"/>
+                <w:sz w:val="20"/>
+                <w:szCs w:val="20"/>
+              </w:rPr>
+              <w:t>申請人收到卡片後，請再自行變更用戶代碼。</w:t>
+            </w:r>
+            <w:proofErr w:type="gramStart"/>
+            <w:r>
+              <w:rPr>
+                <w:rFonts w:ascii="標楷體" w:eastAsia="標楷體" w:hAnsi="標楷體" w:cs="Calibri"/>
+                <w:color w:val="000000"/>
+                <w:sz w:val="20"/>
+                <w:szCs w:val="20"/>
+              </w:rPr>
+              <w:t>註</w:t>
+            </w:r>
+            <w:proofErr w:type="gramEnd"/>
+            <w:r>
+              <w:rPr>
+                <w:rFonts w:ascii="標楷體" w:eastAsia="標楷體" w:hAnsi="標楷體" w:cs="Calibri"/>
+                <w:color w:val="000000"/>
+                <w:sz w:val="20"/>
+                <w:szCs w:val="20"/>
+              </w:rPr>
+              <w:t>4、憑證相關問題請電洽諮詢專線412-1166</w:t>
+            </w:r>
+            <w:proofErr w:type="gramStart"/>
+            <w:r>
+              <w:rPr>
+                <w:rFonts w:ascii="標楷體" w:eastAsia="標楷體" w:hAnsi="標楷體" w:cs="Calibri"/>
+                <w:color w:val="000000"/>
+                <w:sz w:val="20"/>
+                <w:szCs w:val="20"/>
+              </w:rPr>
+              <w:t>﹙</w:t>
+            </w:r>
+            <w:proofErr w:type="gramEnd"/>
+            <w:r>
+              <w:rPr>
+                <w:rFonts w:ascii="標楷體" w:eastAsia="標楷體" w:hAnsi="標楷體" w:cs="Calibri"/>
+                <w:color w:val="000000"/>
+                <w:sz w:val="20"/>
+                <w:szCs w:val="20"/>
+              </w:rPr>
+              <w:t>電話號碼為6碼地區請撥41-1166﹚。</w:t>
             </w:r>
           </w:p>
         </w:tc>
